--- a/docs/Filum_scope_onepager.docx
+++ b/docs/Filum_scope_onepager.docx
@@ -880,7 +880,7 @@
           <w:sz w:val="13"/>
           <w:szCs w:val="13"/>
         </w:rPr>
-        <w:t xml:space="preserve">Filum 1.2.0 · 4 August 2026 · garaukev@gmail.com · The full scope note — including what remains yours and the three deliberate trade-offs — runs to three pages and is available on request. We never write “21 CFR Part 11 compliant”: that certification binds the entity whose staff sign, not the vendor.</w:t>
+        <w:t xml:space="preserve">Filum 1.2.1 · 5 August 2026 · garaukev@gmail.com · The full scope note — including what remains yours and the three deliberate trade-offs — runs to three pages and is available on request. We never write “21 CFR Part 11 compliant”: that certification binds the entity whose staff sign, not the vendor.</w:t>
       </w:r>
     </w:p>
     <w:sectPr>

--- a/docs/Filum_scope_onepager.docx
+++ b/docs/Filum_scope_onepager.docx
@@ -725,20 +725,20 @@
                 <w:sz w:val="17"/>
                 <w:szCs w:val="17"/>
               </w:rPr>
-              <w:t xml:space="preserve">The audit trail is written in French</w:t>
-            </w:r>
-          </w:p>
-          <w:p>
-            <w:pPr>
-              <w:spacing w:after="0"/>
-            </w:pPr>
-            <w:r>
-              <w:rPr>
-                <w:color w:val="475569"/>
-                <w:sz w:val="15"/>
-                <w:szCs w:val="15"/>
-              </w:rPr>
-              <w:t xml:space="preserve">Whatever the interface language, which is genuinely FR / EN.</w:t>
+              <w:t xml:space="preserve">Audit entries already written are not retranslated</w:t>
+            </w:r>
+          </w:p>
+          <w:p>
+            <w:pPr>
+              <w:spacing w:after="0"/>
+            </w:pPr>
+            <w:r>
+              <w:rPr>
+                <w:color w:val="475569"/>
+                <w:sz w:val="15"/>
+                <w:szCs w:val="15"/>
+              </w:rPr>
+              <w:t xml:space="preserve">The trail is bilingual; what was recorded earlier stays in its own language.</w:t>
             </w:r>
           </w:p>
         </w:tc>

--- a/docs/Filum_scope_onepager.docx
+++ b/docs/Filum_scope_onepager.docx
@@ -880,7 +880,7 @@
           <w:sz w:val="13"/>
           <w:szCs w:val="13"/>
         </w:rPr>
-        <w:t xml:space="preserve">Filum 1.2.1 · 5 August 2026 · garaukev@gmail.com · The full scope note — including what remains yours and the three deliberate trade-offs — runs to three pages and is available on request. We never write “21 CFR Part 11 compliant”: that certification binds the entity whose staff sign, not the vendor.</w:t>
+        <w:t xml:space="preserve">Filum 1.2.1 · 6 August 2026 · garaukev@gmail.com · The full scope note — including what remains yours and the three deliberate trade-offs — runs to three pages and is available on request. We never write “21 CFR Part 11 compliant”: that certification binds the entity whose staff sign, not the vendor.</w:t>
       </w:r>
     </w:p>
     <w:sectPr>

--- a/docs/Filum_scope_onepager.docx
+++ b/docs/Filum_scope_onepager.docx
@@ -779,6 +779,70 @@
                 <w:szCs w:val="15"/>
               </w:rPr>
               <w:t xml:space="preserve">Self-hosted Docker, FR / EN interface, four roles, IQ/OQ validation pack delivered.</w:t>
+            </w:r>
+          </w:p>
+        </w:tc>
+        <w:tc>
+          <w:tcPr>
+            <w:tcW w:type="pct" w:w="50%"/>
+            <w:tcMar>
+              <w:top w:type="dxa" w:w="80"/>
+              <w:left w:type="dxa" w:w="110"/>
+              <w:bottom w:type="dxa" w:w="80"/>
+              <w:right w:type="dxa" w:w="110"/>
+            </w:tcMar>
+          </w:tcPr>
+          <w:p>
+            <w:pPr>
+              <w:spacing w:after="20"/>
+            </w:pPr>
+            <w:r>
+              <w:rPr>
+                <w:b/>
+                <w:bCs/>
+                <w:color w:val="B91C1C"/>
+                <w:sz w:val="17"/>
+                <w:szCs w:val="17"/>
+              </w:rPr>
+              <w:t xml:space="preserve">Concurrent users are not qualified</w:t>
+            </w:r>
+          </w:p>
+          <w:p>
+            <w:pPr>
+              <w:spacing w:after="0"/>
+            </w:pPr>
+            <w:r>
+              <w:rPr>
+                <w:color w:val="475569"/>
+                <w:sz w:val="15"/>
+                <w:szCs w:val="15"/>
+              </w:rPr>
+              <w:t xml:space="preserve">Growth in volume is measured; concurrency is not.</w:t>
+            </w:r>
+          </w:p>
+        </w:tc>
+      </w:tr>
+      <w:tr>
+        <w:tc>
+          <w:tcPr>
+            <w:tcW w:type="pct" w:w="50%"/>
+            <w:tcMar>
+              <w:top w:type="dxa" w:w="80"/>
+              <w:left w:type="dxa" w:w="110"/>
+              <w:bottom w:type="dxa" w:w="80"/>
+              <w:right w:type="dxa" w:w="110"/>
+            </w:tcMar>
+          </w:tcPr>
+          <w:p>
+            <w:pPr>
+              <w:spacing w:after="0"/>
+            </w:pPr>
+            <w:r>
+              <w:rPr>
+                <w:sz w:val="15"/>
+                <w:szCs w:val="15"/>
+              </w:rPr>
+              <w:t xml:space="preserve"/>
             </w:r>
           </w:p>
         </w:tc>

--- a/docs/Filum_scope_onepager.docx
+++ b/docs/Filum_scope_onepager.docx
@@ -620,7 +620,7 @@
                 <w:sz w:val="15"/>
                 <w:szCs w:val="15"/>
               </w:rPr>
-              <w:t xml:space="preserve">Chained audit trail, archive verifiable without Filum, RFC 3161 timestamping, declared retention, legal hold.</w:t>
+              <w:t xml:space="preserve">Chained AND REVIEWED audit trail, archive verifiable without Filum, RFC 3161 timestamping, declared retention, legal hold.</w:t>
             </w:r>
           </w:p>
         </w:tc>

--- a/docs/Filum_scope_onepager.docx
+++ b/docs/Filum_scope_onepager.docx
@@ -212,20 +212,20 @@
                 <w:sz w:val="17"/>
                 <w:szCs w:val="17"/>
               </w:rPr>
-              <w:t xml:space="preserve">Document control</w:t>
-            </w:r>
-          </w:p>
-          <w:p>
-            <w:pPr>
-              <w:spacing w:after="0"/>
-            </w:pPr>
-            <w:r>
-              <w:rPr>
-                <w:color w:val="475569"/>
-                <w:sz w:val="15"/>
-                <w:szCs w:val="15"/>
-              </w:rPr>
-              <w:t xml:space="preserve">Draft → Review → Released, content frozen on entering review. Design reports, DHF, RMF, NCR, CAPA generated as .docx.</w:t>
+              <w:t xml:space="preserve">Statement quality</w:t>
+            </w:r>
+          </w:p>
+          <w:p>
+            <w:pPr>
+              <w:spacing w:after="0"/>
+            </w:pPr>
+            <w:r>
+              <w:rPr>
+                <w:color w:val="475569"/>
+                <w:sz w:val="15"/>
+                <w:szCs w:val="15"/>
+              </w:rPr>
+              <w:t xml:space="preserve">Deterministic checks as you type, EARS templates, rewrite proposed — never written.</w:t>
             </w:r>
           </w:p>
         </w:tc>
@@ -291,20 +291,20 @@
                 <w:sz w:val="17"/>
                 <w:szCs w:val="17"/>
               </w:rPr>
-              <w:t xml:space="preserve">Electronic signature</w:t>
-            </w:r>
-          </w:p>
-          <w:p>
-            <w:pPr>
-              <w:spacing w:after="0"/>
-            </w:pPr>
-            <w:r>
-              <w:rPr>
-                <w:color w:val="475569"/>
-                <w:sz w:val="15"/>
-                <w:szCs w:val="15"/>
-              </w:rPr>
-              <w:t xml:space="preserve">Two components at every signature, human-readable manifestation, fingerprint of the attested content.</w:t>
+              <w:t xml:space="preserve">Document control</w:t>
+            </w:r>
+          </w:p>
+          <w:p>
+            <w:pPr>
+              <w:spacing w:after="0"/>
+            </w:pPr>
+            <w:r>
+              <w:rPr>
+                <w:color w:val="475569"/>
+                <w:sz w:val="15"/>
+                <w:szCs w:val="15"/>
+              </w:rPr>
+              <w:t xml:space="preserve">Draft → Review → Released, content frozen on entering review. Design reports, DHF, RMF, NCR, CAPA generated as .docx.</w:t>
             </w:r>
           </w:p>
         </w:tc>
@@ -370,20 +370,20 @@
                 <w:sz w:val="17"/>
                 <w:szCs w:val="17"/>
               </w:rPr>
-              <w:t xml:space="preserve">ISO 14971 risk</w:t>
-            </w:r>
-          </w:p>
-          <w:p>
-            <w:pPr>
-              <w:spacing w:after="0"/>
-            </w:pPr>
-            <w:r>
-              <w:rPr>
-                <w:color w:val="475569"/>
-                <w:sz w:val="15"/>
-                <w:szCs w:val="15"/>
-              </w:rPr>
-              <w:t xml:space="preserve">FMEA, 5×5 matrix, ALARP. A control is verified only when the tests carrying it are closed favourably.</w:t>
+              <w:t xml:space="preserve">Electronic signature</w:t>
+            </w:r>
+          </w:p>
+          <w:p>
+            <w:pPr>
+              <w:spacing w:after="0"/>
+            </w:pPr>
+            <w:r>
+              <w:rPr>
+                <w:color w:val="475569"/>
+                <w:sz w:val="15"/>
+                <w:szCs w:val="15"/>
+              </w:rPr>
+              <w:t xml:space="preserve">Two components at every signature, human-readable manifestation, fingerprint of the attested content.</w:t>
             </w:r>
           </w:p>
         </w:tc>
@@ -449,20 +449,20 @@
                 <w:sz w:val="17"/>
                 <w:szCs w:val="17"/>
               </w:rPr>
-              <w:t xml:space="preserve">IVD method validation</w:t>
-            </w:r>
-          </w:p>
-          <w:p>
-            <w:pPr>
-              <w:spacing w:after="0"/>
-            </w:pPr>
-            <w:r>
-              <w:rPr>
-                <w:color w:val="475569"/>
-                <w:sz w:val="15"/>
-                <w:szCs w:val="15"/>
-              </w:rPr>
-              <w:t xml:space="preserve">Six CLSI protocols computed internally — EP05, 06, 09, 17, 25, 26 — automatic pass / fail verdict.</w:t>
+              <w:t xml:space="preserve">ISO 14971 risk</w:t>
+            </w:r>
+          </w:p>
+          <w:p>
+            <w:pPr>
+              <w:spacing w:after="0"/>
+            </w:pPr>
+            <w:r>
+              <w:rPr>
+                <w:color w:val="475569"/>
+                <w:sz w:val="15"/>
+                <w:szCs w:val="15"/>
+              </w:rPr>
+              <w:t xml:space="preserve">FMEA, 5×5 matrix, ALARP. A control is verified only when the tests carrying it are closed favourably.</w:t>
             </w:r>
           </w:p>
         </w:tc>
@@ -528,20 +528,20 @@
                 <w:sz w:val="17"/>
                 <w:szCs w:val="17"/>
               </w:rPr>
-              <w:t xml:space="preserve">Nonconformities and CAPA</w:t>
-            </w:r>
-          </w:p>
-          <w:p>
-            <w:pPr>
-              <w:spacing w:after="0"/>
-            </w:pPr>
-            <w:r>
-              <w:rPr>
-                <w:color w:val="475569"/>
-                <w:sz w:val="15"/>
-                <w:szCs w:val="15"/>
-              </w:rPr>
-              <w:t xml:space="preserve">Locked lifecycles. No closure without effectiveness proven by a re-run test that passes.</w:t>
+              <w:t xml:space="preserve">IVD method validation</w:t>
+            </w:r>
+          </w:p>
+          <w:p>
+            <w:pPr>
+              <w:spacing w:after="0"/>
+            </w:pPr>
+            <w:r>
+              <w:rPr>
+                <w:color w:val="475569"/>
+                <w:sz w:val="15"/>
+                <w:szCs w:val="15"/>
+              </w:rPr>
+              <w:t xml:space="preserve">Six CLSI protocols computed internally — EP05, 06, 09, 17, 25, 26 — automatic pass / fail verdict.</w:t>
             </w:r>
           </w:p>
         </w:tc>
@@ -607,20 +607,20 @@
                 <w:sz w:val="17"/>
                 <w:szCs w:val="17"/>
               </w:rPr>
-              <w:t xml:space="preserve">Software compliance</w:t>
-            </w:r>
-          </w:p>
-          <w:p>
-            <w:pPr>
-              <w:spacing w:after="0"/>
-            </w:pPr>
-            <w:r>
-              <w:rPr>
-                <w:color w:val="475569"/>
-                <w:sz w:val="15"/>
-                <w:szCs w:val="15"/>
-              </w:rPr>
-              <w:t xml:space="preserve">Chained AND REVIEWED audit trail, archive verifiable without Filum, RFC 3161 timestamping, declared retention, legal hold.</w:t>
+              <w:t xml:space="preserve">Nonconformities and CAPA</w:t>
+            </w:r>
+          </w:p>
+          <w:p>
+            <w:pPr>
+              <w:spacing w:after="0"/>
+            </w:pPr>
+            <w:r>
+              <w:rPr>
+                <w:color w:val="475569"/>
+                <w:sz w:val="15"/>
+                <w:szCs w:val="15"/>
+              </w:rPr>
+              <w:t xml:space="preserve">Locked lifecycles. No closure without effectiveness proven by a re-run test that passes.</w:t>
             </w:r>
           </w:p>
         </w:tc>
@@ -686,20 +686,20 @@
                 <w:sz w:val="17"/>
                 <w:szCs w:val="17"/>
               </w:rPr>
-              <w:t xml:space="preserve">Migrating your data</w:t>
-            </w:r>
-          </w:p>
-          <w:p>
-            <w:pPr>
-              <w:spacing w:after="0"/>
-            </w:pPr>
-            <w:r>
-              <w:rPr>
-                <w:color w:val="475569"/>
-                <w:sz w:val="15"/>
-                <w:szCs w:val="15"/>
-              </w:rPr>
-              <w:t xml:space="preserve">CSV import, links resolved by YOUR codes, mandatory dry run before any write.</w:t>
+              <w:t xml:space="preserve">Software compliance</w:t>
+            </w:r>
+          </w:p>
+          <w:p>
+            <w:pPr>
+              <w:spacing w:after="0"/>
+            </w:pPr>
+            <w:r>
+              <w:rPr>
+                <w:color w:val="475569"/>
+                <w:sz w:val="15"/>
+                <w:szCs w:val="15"/>
+              </w:rPr>
+              <w:t xml:space="preserve">Chained AND REVIEWED audit trail, archive verifiable without Filum, RFC 3161 timestamping, declared retention, legal hold.</w:t>
             </w:r>
           </w:p>
         </w:tc>
@@ -765,20 +765,20 @@
                 <w:sz w:val="17"/>
                 <w:szCs w:val="17"/>
               </w:rPr>
-              <w:t xml:space="preserve">Operations</w:t>
-            </w:r>
-          </w:p>
-          <w:p>
-            <w:pPr>
-              <w:spacing w:after="0"/>
-            </w:pPr>
-            <w:r>
-              <w:rPr>
-                <w:color w:val="475569"/>
-                <w:sz w:val="15"/>
-                <w:szCs w:val="15"/>
-              </w:rPr>
-              <w:t xml:space="preserve">Self-hosted Docker, FR / EN interface, four roles, IQ/OQ validation pack delivered.</w:t>
+              <w:t xml:space="preserve">Migrating your data</w:t>
+            </w:r>
+          </w:p>
+          <w:p>
+            <w:pPr>
+              <w:spacing w:after="0"/>
+            </w:pPr>
+            <w:r>
+              <w:rPr>
+                <w:color w:val="475569"/>
+                <w:sz w:val="15"/>
+                <w:szCs w:val="15"/>
+              </w:rPr>
+              <w:t xml:space="preserve">CSV import, links resolved by YOUR codes, mandatory dry run before any write.</w:t>
             </w:r>
           </w:p>
         </w:tc>
@@ -835,14 +835,29 @@
           </w:tcPr>
           <w:p>
             <w:pPr>
-              <w:spacing w:after="0"/>
-            </w:pPr>
-            <w:r>
-              <w:rPr>
-                <w:sz w:val="15"/>
-                <w:szCs w:val="15"/>
-              </w:rPr>
-              <w:t xml:space="preserve"/>
+              <w:spacing w:after="20"/>
+            </w:pPr>
+            <w:r>
+              <w:rPr>
+                <w:b/>
+                <w:bCs/>
+                <w:sz w:val="17"/>
+                <w:szCs w:val="17"/>
+              </w:rPr>
+              <w:t xml:space="preserve">Operations</w:t>
+            </w:r>
+          </w:p>
+          <w:p>
+            <w:pPr>
+              <w:spacing w:after="0"/>
+            </w:pPr>
+            <w:r>
+              <w:rPr>
+                <w:color w:val="475569"/>
+                <w:sz w:val="15"/>
+                <w:szCs w:val="15"/>
+              </w:rPr>
+              <w:t xml:space="preserve">Self-hosted Docker, FR / EN interface, four roles, IQ/OQ validation pack delivered.</w:t>
             </w:r>
           </w:p>
         </w:tc>
@@ -944,7 +959,7 @@
           <w:sz w:val="13"/>
           <w:szCs w:val="13"/>
         </w:rPr>
-        <w:t xml:space="preserve">Filum 1.2.1 · 6 August 2026 · garaukev@gmail.com · The full scope note — including what remains yours and the three deliberate trade-offs — runs to three pages and is available on request. We never write “21 CFR Part 11 compliant”: that certification binds the entity whose staff sign, not the vendor.</w:t>
+        <w:t xml:space="preserve">Filum 1.2.1 · 7 August 2026 · garaukev@gmail.com · The full scope note — including what remains yours and the three deliberate trade-offs — runs to three pages and is available on request. We never write “21 CFR Part 11 compliant”: that certification binds the entity whose staff sign, not the vendor.</w:t>
       </w:r>
     </w:p>
     <w:sectPr>

--- a/docs/Filum_scope_onepager.docx
+++ b/docs/Filum_scope_onepager.docx
@@ -778,7 +778,7 @@
                 <w:sz w:val="15"/>
                 <w:szCs w:val="15"/>
               </w:rPr>
-              <w:t xml:space="preserve">CSV import, links resolved by YOUR codes, mandatory dry run before any write.</w:t>
+              <w:t xml:space="preserve">Your Excel workbooks and Word documents as they are, links resolved by YOUR codes, mandatory dry run before any write.</w:t>
             </w:r>
           </w:p>
         </w:tc>

--- a/docs/Filum_scope_onepager.docx
+++ b/docs/Filum_scope_onepager.docx
@@ -686,20 +686,20 @@
                 <w:sz w:val="17"/>
                 <w:szCs w:val="17"/>
               </w:rPr>
-              <w:t xml:space="preserve">Software compliance</w:t>
-            </w:r>
-          </w:p>
-          <w:p>
-            <w:pPr>
-              <w:spacing w:after="0"/>
-            </w:pPr>
-            <w:r>
-              <w:rPr>
-                <w:color w:val="475569"/>
-                <w:sz w:val="15"/>
-                <w:szCs w:val="15"/>
-              </w:rPr>
-              <w:t xml:space="preserve">Chained AND REVIEWED audit trail, archive verifiable without Filum, RFC 3161 timestamping, declared retention, legal hold.</w:t>
+              <w:t xml:space="preserve">Technical file</w:t>
+            </w:r>
+          </w:p>
+          <w:p>
+            <w:pPr>
+              <w:spacing w:after="0"/>
+            </w:pPr>
+            <w:r>
+              <w:rPr>
+                <w:color w:val="475569"/>
+                <w:sz w:val="15"/>
+                <w:szCs w:val="15"/>
+              </w:rPr>
+              <w:t xml:space="preserve">The package an inspector asks for: index over 50 regulatory items, statuses derived from the graph.</w:t>
             </w:r>
           </w:p>
         </w:tc>
@@ -765,20 +765,20 @@
                 <w:sz w:val="17"/>
                 <w:szCs w:val="17"/>
               </w:rPr>
-              <w:t xml:space="preserve">Migrating your data</w:t>
-            </w:r>
-          </w:p>
-          <w:p>
-            <w:pPr>
-              <w:spacing w:after="0"/>
-            </w:pPr>
-            <w:r>
-              <w:rPr>
-                <w:color w:val="475569"/>
-                <w:sz w:val="15"/>
-                <w:szCs w:val="15"/>
-              </w:rPr>
-              <w:t xml:space="preserve">Your Excel workbooks and Word documents as they are, links resolved by YOUR codes, mandatory dry run before any write.</w:t>
+              <w:t xml:space="preserve">Software compliance</w:t>
+            </w:r>
+          </w:p>
+          <w:p>
+            <w:pPr>
+              <w:spacing w:after="0"/>
+            </w:pPr>
+            <w:r>
+              <w:rPr>
+                <w:color w:val="475569"/>
+                <w:sz w:val="15"/>
+                <w:szCs w:val="15"/>
+              </w:rPr>
+              <w:t xml:space="preserve">Chained AND REVIEWED audit trail, archive verifiable without Filum, RFC 3161 timestamping, declared retention, legal hold.</w:t>
             </w:r>
           </w:p>
         </w:tc>
@@ -844,6 +844,85 @@
                 <w:sz w:val="17"/>
                 <w:szCs w:val="17"/>
               </w:rPr>
+              <w:t xml:space="preserve">Migrating your data</w:t>
+            </w:r>
+          </w:p>
+          <w:p>
+            <w:pPr>
+              <w:spacing w:after="0"/>
+            </w:pPr>
+            <w:r>
+              <w:rPr>
+                <w:color w:val="475569"/>
+                <w:sz w:val="15"/>
+                <w:szCs w:val="15"/>
+              </w:rPr>
+              <w:t xml:space="preserve">Your Excel workbooks and Word documents as they are, links resolved by YOUR codes, mandatory dry run before any write.</w:t>
+            </w:r>
+          </w:p>
+        </w:tc>
+        <w:tc>
+          <w:tcPr>
+            <w:tcW w:type="pct" w:w="50%"/>
+            <w:tcMar>
+              <w:top w:type="dxa" w:w="80"/>
+              <w:left w:type="dxa" w:w="110"/>
+              <w:bottom w:type="dxa" w:w="80"/>
+              <w:right w:type="dxa" w:w="110"/>
+            </w:tcMar>
+          </w:tcPr>
+          <w:p>
+            <w:pPr>
+              <w:spacing w:after="20"/>
+            </w:pPr>
+            <w:r>
+              <w:rPr>
+                <w:b/>
+                <w:bCs/>
+                <w:color w:val="B91C1C"/>
+                <w:sz w:val="17"/>
+                <w:szCs w:val="17"/>
+              </w:rPr>
+              <w:t xml:space="preserve">No mobile app, no offline mode</w:t>
+            </w:r>
+          </w:p>
+          <w:p>
+            <w:pPr>
+              <w:spacing w:after="0"/>
+            </w:pPr>
+            <w:r>
+              <w:rPr>
+                <w:color w:val="475569"/>
+                <w:sz w:val="15"/>
+                <w:szCs w:val="15"/>
+              </w:rPr>
+              <w:t xml:space="preserve">Web application served by your own server, for a computer screen.</w:t>
+            </w:r>
+          </w:p>
+        </w:tc>
+      </w:tr>
+      <w:tr>
+        <w:tc>
+          <w:tcPr>
+            <w:tcW w:type="pct" w:w="50%"/>
+            <w:tcMar>
+              <w:top w:type="dxa" w:w="80"/>
+              <w:left w:type="dxa" w:w="110"/>
+              <w:bottom w:type="dxa" w:w="80"/>
+              <w:right w:type="dxa" w:w="110"/>
+            </w:tcMar>
+          </w:tcPr>
+          <w:p>
+            <w:pPr>
+              <w:spacing w:after="20"/>
+            </w:pPr>
+            <w:r>
+              <w:rPr>
+                <w:b/>
+                <w:bCs/>
+                <w:sz w:val="17"/>
+                <w:szCs w:val="17"/>
+              </w:rPr>
               <w:t xml:space="preserve">Operations</w:t>
             </w:r>
           </w:p>
@@ -873,30 +952,14 @@
           </w:tcPr>
           <w:p>
             <w:pPr>
-              <w:spacing w:after="20"/>
-            </w:pPr>
-            <w:r>
-              <w:rPr>
-                <w:b/>
-                <w:bCs/>
-                <w:color w:val="B91C1C"/>
-                <w:sz w:val="17"/>
-                <w:szCs w:val="17"/>
-              </w:rPr>
-              <w:t xml:space="preserve">No mobile app, no offline mode</w:t>
-            </w:r>
-          </w:p>
-          <w:p>
-            <w:pPr>
-              <w:spacing w:after="0"/>
-            </w:pPr>
-            <w:r>
-              <w:rPr>
-                <w:color w:val="475569"/>
-                <w:sz w:val="15"/>
-                <w:szCs w:val="15"/>
-              </w:rPr>
-              <w:t xml:space="preserve">Web application served by your own server, for a computer screen.</w:t>
+              <w:spacing w:after="0"/>
+            </w:pPr>
+            <w:r>
+              <w:rPr>
+                <w:sz w:val="15"/>
+                <w:szCs w:val="15"/>
+              </w:rPr>
+              <w:t xml:space="preserve"/>
             </w:r>
           </w:p>
         </w:tc>

--- a/docs/Filum_scope_onepager.docx
+++ b/docs/Filum_scope_onepager.docx
@@ -1022,7 +1022,7 @@
           <w:sz w:val="13"/>
           <w:szCs w:val="13"/>
         </w:rPr>
-        <w:t xml:space="preserve">Filum 1.2.1 · 7 August 2026 · garaukev@gmail.com · The full scope note — including what remains yours and the three deliberate trade-offs — runs to three pages and is available on request. We never write “21 CFR Part 11 compliant”: that certification binds the entity whose staff sign, not the vendor.</w:t>
+        <w:t xml:space="preserve">Filum 1.2.1 · 9 August 2026 · garaukev@gmail.com · The full scope note — including what remains yours and the three deliberate trade-offs — runs to three pages and is available on request. We never write “21 CFR Part 11 compliant”: that certification binds the entity whose staff sign, not the vendor.</w:t>
       </w:r>
     </w:p>
     <w:sectPr>

--- a/docs/Filum_scope_onepager.docx
+++ b/docs/Filum_scope_onepager.docx
@@ -1022,7 +1022,7 @@
           <w:sz w:val="13"/>
           <w:szCs w:val="13"/>
         </w:rPr>
-        <w:t xml:space="preserve">Filum 1.2.1 · 9 August 2026 · garaukev@gmail.com · The full scope note — including what remains yours and the three deliberate trade-offs — runs to three pages and is available on request. We never write “21 CFR Part 11 compliant”: that certification binds the entity whose staff sign, not the vendor.</w:t>
+        <w:t xml:space="preserve">Filum 1.2.1 · 22 August 2026 · garaukev@gmail.com · The full scope note — including what remains yours and the three deliberate trade-offs — runs to three pages and is available on request. We never write “21 CFR Part 11 compliant”: that certification binds the entity whose staff sign, not the vendor.</w:t>
       </w:r>
     </w:p>
     <w:sectPr>

--- a/docs/Filum_scope_onepager.docx
+++ b/docs/Filum_scope_onepager.docx
@@ -488,20 +488,20 @@
                 <w:sz w:val="17"/>
                 <w:szCs w:val="17"/>
               </w:rPr>
-              <w:t xml:space="preserve">No integrations</w:t>
-            </w:r>
-          </w:p>
-          <w:p>
-            <w:pPr>
-              <w:spacing w:after="0"/>
-            </w:pPr>
-            <w:r>
-              <w:rPr>
-                <w:color w:val="475569"/>
-                <w:sz w:val="15"/>
-                <w:szCs w:val="15"/>
-              </w:rPr>
-              <w:t xml:space="preserve">No public API, no webhooks, no PLM / ERP / ALM connector, no ReqIF, no Word or Excel import.</w:t>
+              <w:t xml:space="preserve">No integration with your information system</w:t>
+            </w:r>
+          </w:p>
+          <w:p>
+            <w:pPr>
+              <w:spacing w:after="0"/>
+            </w:pPr>
+            <w:r>
+              <w:rPr>
+                <w:color w:val="475569"/>
+                <w:sz w:val="15"/>
+                <w:szCs w:val="15"/>
+              </w:rPr>
+              <w:t xml:space="preserve">No webhooks, no PLM / ERP / ALM connector, no ReqIF. Filum is not an ERP and does not stand in for one.</w:t>
             </w:r>
           </w:p>
         </w:tc>
@@ -1022,7 +1022,7 @@
           <w:sz w:val="13"/>
           <w:szCs w:val="13"/>
         </w:rPr>
-        <w:t xml:space="preserve">Filum 1.2.1 · 22 August 2026 · garaukev@gmail.com · The full scope note — including what remains yours and the three deliberate trade-offs — runs to three pages and is available on request. We never write “21 CFR Part 11 compliant”: that certification binds the entity whose staff sign, not the vendor.</w:t>
+        <w:t xml:space="preserve">Filum 1.2.1 · 23 August 2026 · garaukev@gmail.com · The full scope note — including what remains yours and the three deliberate trade-offs — runs to three pages and is available on request. We never write “21 CFR Part 11 compliant”: that certification binds the entity whose staff sign, not the vendor.</w:t>
       </w:r>
     </w:p>
     <w:sectPr>
